--- a/public/templates/Напояване шаблони/Рекапитулация Приложение 3.docx
+++ b/public/templates/Напояване шаблони/Рекапитулация Приложение 3.docx
@@ -466,14 +466,6 @@
           <w:sz w:val="24"/>
           <w:szCs w:val="24"/>
         </w:rPr>
-        <w:t xml:space="preserve"> </w:t>
-      </w:r>
-      <w:r>
-        <w:rPr>
-          <w:rFonts w:ascii="Times New Roman" w:hAnsi="Times New Roman" w:cs="Times New Roman"/>
-          <w:sz w:val="24"/>
-          <w:szCs w:val="24"/>
-        </w:rPr>
         <w:t>ВОДОПОЛЗВАТЕЛ</w:t>
       </w:r>
       <w:r>
@@ -483,7 +475,7 @@
           <w:szCs w:val="24"/>
           <w:lang w:val="en-US"/>
         </w:rPr>
-        <w:t xml:space="preserve"> }</w:t>
+        <w:t>}</w:t>
       </w:r>
       <w:r>
         <w:rPr>
@@ -2467,15 +2459,7 @@
                 <w:sz w:val="20"/>
                 <w:szCs w:val="20"/>
               </w:rPr>
-              <w:t xml:space="preserve">АКТУВАН ОБЕМ </w:t>
-            </w:r>
-            <w:r>
-              <w:rPr>
-                <w:rFonts w:ascii="Times New Roman" w:hAnsi="Times New Roman" w:cs="Times New Roman"/>
-                <w:sz w:val="20"/>
-                <w:szCs w:val="20"/>
-              </w:rPr>
-              <w:t>ПОМПЕНО</w:t>
+              <w:t>АКТУВАН ОБЕМ ПОМПЕНО</w:t>
             </w:r>
             <w:r>
               <w:rPr>
@@ -6453,6 +6437,7 @@
                 <w:rFonts w:ascii="Times New Roman" w:hAnsi="Times New Roman" w:cs="Times New Roman"/>
                 <w:sz w:val="20"/>
                 <w:szCs w:val="20"/>
+                <w:lang w:val="en-US"/>
               </w:rPr>
             </w:pPr>
             <w:r>
@@ -11561,66 +11546,288 @@
                 <w:sz w:val="18"/>
                 <w:szCs w:val="18"/>
               </w:rPr>
+              <w:t xml:space="preserve"> Доставен</w:t>
+            </w:r>
+            <w:proofErr w:type="gramEnd"/>
+            <w:r>
+              <w:rPr>
+                <w:rFonts w:ascii="Times New Roman" w:hAnsi="Times New Roman" w:cs="Times New Roman"/>
+                <w:sz w:val="18"/>
+                <w:szCs w:val="18"/>
+              </w:rPr>
+              <w:t xml:space="preserve"> обем вода </w:t>
+            </w:r>
+            <w:proofErr w:type="gramStart"/>
+            <w:r>
+              <w:rPr>
+                <w:rFonts w:ascii="Times New Roman" w:hAnsi="Times New Roman" w:cs="Times New Roman"/>
+                <w:sz w:val="18"/>
+                <w:szCs w:val="18"/>
+              </w:rPr>
+              <w:t>гравитачно</w:t>
+            </w:r>
+            <w:r>
+              <w:rPr>
+                <w:rFonts w:ascii="Times New Roman" w:hAnsi="Times New Roman" w:cs="Times New Roman"/>
+                <w:sz w:val="18"/>
+                <w:szCs w:val="18"/>
+                <w:lang w:val="en-US"/>
+              </w:rPr>
+              <w:t xml:space="preserve"> }</w:t>
+            </w:r>
+            <w:proofErr w:type="gramEnd"/>
+          </w:p>
+        </w:tc>
+        <w:tc>
+          <w:tcPr>
+            <w:tcW w:w="0" w:type="auto"/>
+          </w:tcPr>
+          <w:p>
+            <w:pPr>
+              <w:jc w:val="center"/>
+              <w:rPr>
+                <w:rFonts w:ascii="Times New Roman" w:hAnsi="Times New Roman" w:cs="Times New Roman"/>
+                <w:sz w:val="18"/>
+                <w:szCs w:val="18"/>
+                <w:lang w:val="en-US"/>
+              </w:rPr>
+            </w:pPr>
+            <w:proofErr w:type="gramStart"/>
+            <w:r>
+              <w:rPr>
+                <w:rFonts w:ascii="Times New Roman" w:hAnsi="Times New Roman" w:cs="Times New Roman"/>
+                <w:sz w:val="18"/>
+                <w:szCs w:val="18"/>
+                <w:lang w:val="en-US"/>
+              </w:rPr>
+              <w:t>{</w:t>
+            </w:r>
+            <w:r>
+              <w:rPr>
+                <w:rFonts w:ascii="Times New Roman" w:hAnsi="Times New Roman" w:cs="Times New Roman"/>
+                <w:sz w:val="18"/>
+                <w:szCs w:val="18"/>
+              </w:rPr>
+              <w:t xml:space="preserve"> Доставен</w:t>
+            </w:r>
+            <w:proofErr w:type="gramEnd"/>
+            <w:r>
+              <w:rPr>
+                <w:rFonts w:ascii="Times New Roman" w:hAnsi="Times New Roman" w:cs="Times New Roman"/>
+                <w:sz w:val="18"/>
+                <w:szCs w:val="18"/>
+              </w:rPr>
+              <w:t xml:space="preserve"> обем вода </w:t>
+            </w:r>
+            <w:proofErr w:type="gramStart"/>
+            <w:r>
+              <w:rPr>
+                <w:rFonts w:ascii="Times New Roman" w:hAnsi="Times New Roman" w:cs="Times New Roman"/>
+                <w:sz w:val="18"/>
+                <w:szCs w:val="18"/>
+              </w:rPr>
+              <w:t>помпено</w:t>
+            </w:r>
+            <w:r>
+              <w:rPr>
+                <w:rFonts w:ascii="Times New Roman" w:hAnsi="Times New Roman" w:cs="Times New Roman"/>
+                <w:sz w:val="18"/>
+                <w:szCs w:val="18"/>
+                <w:lang w:val="en-US"/>
+              </w:rPr>
+              <w:t xml:space="preserve"> }</w:t>
+            </w:r>
+            <w:proofErr w:type="gramEnd"/>
+          </w:p>
+        </w:tc>
+        <w:tc>
+          <w:tcPr>
+            <w:tcW w:w="0" w:type="auto"/>
+          </w:tcPr>
+          <w:p>
+            <w:pPr>
+              <w:jc w:val="center"/>
+              <w:rPr>
+                <w:rFonts w:ascii="Times New Roman" w:hAnsi="Times New Roman" w:cs="Times New Roman"/>
+                <w:sz w:val="18"/>
+                <w:szCs w:val="18"/>
+                <w:lang w:val="en-US"/>
+              </w:rPr>
+            </w:pPr>
+            <w:proofErr w:type="gramStart"/>
+            <w:r>
+              <w:rPr>
+                <w:rFonts w:ascii="Times New Roman" w:hAnsi="Times New Roman" w:cs="Times New Roman"/>
+                <w:sz w:val="18"/>
+                <w:szCs w:val="18"/>
+                <w:lang w:val="en-US"/>
+              </w:rPr>
+              <w:t>{</w:t>
+            </w:r>
+            <w:r>
+              <w:rPr>
+                <w:rFonts w:ascii="Times New Roman" w:hAnsi="Times New Roman" w:cs="Times New Roman"/>
+                <w:sz w:val="18"/>
+                <w:szCs w:val="18"/>
+              </w:rPr>
+              <w:t xml:space="preserve"> Разлика</w:t>
+            </w:r>
+            <w:proofErr w:type="gramEnd"/>
+            <w:r>
+              <w:rPr>
+                <w:rFonts w:ascii="Times New Roman" w:hAnsi="Times New Roman" w:cs="Times New Roman"/>
+                <w:sz w:val="18"/>
+                <w:szCs w:val="18"/>
+                <w:lang w:val="en-US"/>
+              </w:rPr>
+              <w:t xml:space="preserve"> }</w:t>
+            </w:r>
+          </w:p>
+        </w:tc>
+        <w:tc>
+          <w:tcPr>
+            <w:tcW w:w="0" w:type="auto"/>
+          </w:tcPr>
+          <w:p>
+            <w:pPr>
+              <w:jc w:val="center"/>
+              <w:rPr>
+                <w:rFonts w:ascii="Times New Roman" w:hAnsi="Times New Roman" w:cs="Times New Roman"/>
+                <w:sz w:val="18"/>
+                <w:szCs w:val="18"/>
+                <w:lang w:val="en-US"/>
+              </w:rPr>
+            </w:pPr>
+            <w:proofErr w:type="gramStart"/>
+            <w:r>
+              <w:rPr>
+                <w:rFonts w:ascii="Times New Roman" w:hAnsi="Times New Roman" w:cs="Times New Roman"/>
+                <w:sz w:val="18"/>
+                <w:szCs w:val="18"/>
+                <w:lang w:val="en-US"/>
+              </w:rPr>
+              <w:t>{</w:t>
+            </w:r>
+            <w:r>
+              <w:rPr>
+                <w:rFonts w:ascii="Times New Roman" w:hAnsi="Times New Roman" w:cs="Times New Roman"/>
+                <w:sz w:val="18"/>
+                <w:szCs w:val="18"/>
+              </w:rPr>
+              <w:t xml:space="preserve"> Цена</w:t>
+            </w:r>
+            <w:proofErr w:type="gramEnd"/>
+            <w:r>
+              <w:rPr>
+                <w:rFonts w:ascii="Times New Roman" w:hAnsi="Times New Roman" w:cs="Times New Roman"/>
+                <w:sz w:val="18"/>
+                <w:szCs w:val="18"/>
+              </w:rPr>
+              <w:t xml:space="preserve"> по </w:t>
+            </w:r>
+            <w:proofErr w:type="gramStart"/>
+            <w:r>
+              <w:rPr>
+                <w:rFonts w:ascii="Times New Roman" w:hAnsi="Times New Roman" w:cs="Times New Roman"/>
+                <w:sz w:val="18"/>
+                <w:szCs w:val="18"/>
+              </w:rPr>
+              <w:t>Заповед</w:t>
+            </w:r>
+            <w:r>
+              <w:rPr>
+                <w:rFonts w:ascii="Times New Roman" w:hAnsi="Times New Roman" w:cs="Times New Roman"/>
+                <w:sz w:val="18"/>
+                <w:szCs w:val="18"/>
+                <w:lang w:val="en-US"/>
+              </w:rPr>
+              <w:t xml:space="preserve"> }</w:t>
+            </w:r>
+            <w:proofErr w:type="gramEnd"/>
+          </w:p>
+        </w:tc>
+        <w:tc>
+          <w:tcPr>
+            <w:tcW w:w="0" w:type="auto"/>
+          </w:tcPr>
+          <w:p>
+            <w:pPr>
+              <w:jc w:val="center"/>
+              <w:rPr>
+                <w:rFonts w:ascii="Times New Roman" w:hAnsi="Times New Roman" w:cs="Times New Roman"/>
+                <w:sz w:val="18"/>
+                <w:szCs w:val="18"/>
+                <w:lang w:val="en-US"/>
+              </w:rPr>
+            </w:pPr>
+            <w:proofErr w:type="gramStart"/>
+            <w:r>
+              <w:rPr>
+                <w:rFonts w:ascii="Times New Roman" w:hAnsi="Times New Roman" w:cs="Times New Roman"/>
+                <w:sz w:val="18"/>
+                <w:szCs w:val="18"/>
+                <w:lang w:val="en-US"/>
+              </w:rPr>
+              <w:t>{</w:t>
+            </w:r>
+            <w:r>
+              <w:rPr>
+                <w:rFonts w:ascii="Times New Roman" w:hAnsi="Times New Roman" w:cs="Times New Roman"/>
+                <w:sz w:val="18"/>
+                <w:szCs w:val="18"/>
+              </w:rPr>
+              <w:t xml:space="preserve"> Заплатена</w:t>
+            </w:r>
+            <w:proofErr w:type="gramEnd"/>
+            <w:r>
+              <w:rPr>
+                <w:rFonts w:ascii="Times New Roman" w:hAnsi="Times New Roman" w:cs="Times New Roman"/>
+                <w:sz w:val="18"/>
+                <w:szCs w:val="18"/>
+              </w:rPr>
               <w:t xml:space="preserve"> </w:t>
             </w:r>
-            <w:r>
-              <w:rPr>
-                <w:rFonts w:ascii="Times New Roman" w:hAnsi="Times New Roman" w:cs="Times New Roman"/>
-                <w:sz w:val="18"/>
-                <w:szCs w:val="18"/>
-              </w:rPr>
-              <w:t>Доставен</w:t>
+            <w:proofErr w:type="gramStart"/>
+            <w:r>
+              <w:rPr>
+                <w:rFonts w:ascii="Times New Roman" w:hAnsi="Times New Roman" w:cs="Times New Roman"/>
+                <w:sz w:val="18"/>
+                <w:szCs w:val="18"/>
+              </w:rPr>
+              <w:t>сума</w:t>
+            </w:r>
+            <w:r>
+              <w:rPr>
+                <w:rFonts w:ascii="Times New Roman" w:hAnsi="Times New Roman" w:cs="Times New Roman"/>
+                <w:sz w:val="18"/>
+                <w:szCs w:val="18"/>
+                <w:lang w:val="en-US"/>
+              </w:rPr>
+              <w:t xml:space="preserve"> }</w:t>
             </w:r>
             <w:proofErr w:type="gramEnd"/>
-            <w:r>
-              <w:rPr>
-                <w:rFonts w:ascii="Times New Roman" w:hAnsi="Times New Roman" w:cs="Times New Roman"/>
-                <w:sz w:val="18"/>
-                <w:szCs w:val="18"/>
-              </w:rPr>
-              <w:t xml:space="preserve"> обем вода </w:t>
-            </w:r>
+          </w:p>
+        </w:tc>
+        <w:tc>
+          <w:tcPr>
+            <w:tcW w:w="0" w:type="auto"/>
+          </w:tcPr>
+          <w:p>
+            <w:pPr>
+              <w:jc w:val="center"/>
+              <w:rPr>
+                <w:rFonts w:ascii="Times New Roman" w:hAnsi="Times New Roman" w:cs="Times New Roman"/>
+                <w:sz w:val="18"/>
+                <w:szCs w:val="18"/>
+                <w:lang w:val="en-US"/>
+              </w:rPr>
+            </w:pPr>
             <w:proofErr w:type="gramStart"/>
             <w:r>
               <w:rPr>
                 <w:rFonts w:ascii="Times New Roman" w:hAnsi="Times New Roman" w:cs="Times New Roman"/>
                 <w:sz w:val="18"/>
                 <w:szCs w:val="18"/>
-              </w:rPr>
-              <w:t>гравитачно</w:t>
-            </w:r>
-            <w:r>
-              <w:rPr>
-                <w:rFonts w:ascii="Times New Roman" w:hAnsi="Times New Roman" w:cs="Times New Roman"/>
-                <w:sz w:val="18"/>
-                <w:szCs w:val="18"/>
-                <w:lang w:val="en-US"/>
-              </w:rPr>
-              <w:t xml:space="preserve"> }</w:t>
-            </w:r>
-            <w:proofErr w:type="gramEnd"/>
-          </w:p>
-        </w:tc>
-        <w:tc>
-          <w:tcPr>
-            <w:tcW w:w="0" w:type="auto"/>
-          </w:tcPr>
-          <w:p>
-            <w:pPr>
-              <w:jc w:val="center"/>
-              <w:rPr>
-                <w:rFonts w:ascii="Times New Roman" w:hAnsi="Times New Roman" w:cs="Times New Roman"/>
-                <w:sz w:val="18"/>
-                <w:szCs w:val="18"/>
-                <w:lang w:val="en-US"/>
-              </w:rPr>
-            </w:pPr>
-            <w:proofErr w:type="gramStart"/>
-            <w:r>
-              <w:rPr>
-                <w:rFonts w:ascii="Times New Roman" w:hAnsi="Times New Roman" w:cs="Times New Roman"/>
-                <w:sz w:val="18"/>
-                <w:szCs w:val="18"/>
                 <w:lang w:val="en-US"/>
               </w:rPr>
               <w:t>{</w:t>
@@ -11631,277 +11838,7 @@
                 <w:sz w:val="18"/>
                 <w:szCs w:val="18"/>
               </w:rPr>
-              <w:t xml:space="preserve"> </w:t>
-            </w:r>
-            <w:r>
-              <w:rPr>
-                <w:rFonts w:ascii="Times New Roman" w:hAnsi="Times New Roman" w:cs="Times New Roman"/>
-                <w:sz w:val="18"/>
-                <w:szCs w:val="18"/>
-              </w:rPr>
-              <w:t>Доставен</w:t>
-            </w:r>
-            <w:proofErr w:type="gramEnd"/>
-            <w:r>
-              <w:rPr>
-                <w:rFonts w:ascii="Times New Roman" w:hAnsi="Times New Roman" w:cs="Times New Roman"/>
-                <w:sz w:val="18"/>
-                <w:szCs w:val="18"/>
-              </w:rPr>
-              <w:t xml:space="preserve"> обем вода </w:t>
-            </w:r>
-            <w:proofErr w:type="gramStart"/>
-            <w:r>
-              <w:rPr>
-                <w:rFonts w:ascii="Times New Roman" w:hAnsi="Times New Roman" w:cs="Times New Roman"/>
-                <w:sz w:val="18"/>
-                <w:szCs w:val="18"/>
-              </w:rPr>
-              <w:t>помпено</w:t>
-            </w:r>
-            <w:r>
-              <w:rPr>
-                <w:rFonts w:ascii="Times New Roman" w:hAnsi="Times New Roman" w:cs="Times New Roman"/>
-                <w:sz w:val="18"/>
-                <w:szCs w:val="18"/>
-                <w:lang w:val="en-US"/>
-              </w:rPr>
-              <w:t xml:space="preserve"> }</w:t>
-            </w:r>
-            <w:proofErr w:type="gramEnd"/>
-          </w:p>
-        </w:tc>
-        <w:tc>
-          <w:tcPr>
-            <w:tcW w:w="0" w:type="auto"/>
-          </w:tcPr>
-          <w:p>
-            <w:pPr>
-              <w:jc w:val="center"/>
-              <w:rPr>
-                <w:rFonts w:ascii="Times New Roman" w:hAnsi="Times New Roman" w:cs="Times New Roman"/>
-                <w:sz w:val="18"/>
-                <w:szCs w:val="18"/>
-                <w:lang w:val="en-US"/>
-              </w:rPr>
-            </w:pPr>
-            <w:proofErr w:type="gramStart"/>
-            <w:r>
-              <w:rPr>
-                <w:rFonts w:ascii="Times New Roman" w:hAnsi="Times New Roman" w:cs="Times New Roman"/>
-                <w:sz w:val="18"/>
-                <w:szCs w:val="18"/>
-                <w:lang w:val="en-US"/>
-              </w:rPr>
-              <w:t>{</w:t>
-            </w:r>
-            <w:r>
-              <w:rPr>
-                <w:rFonts w:ascii="Times New Roman" w:hAnsi="Times New Roman" w:cs="Times New Roman"/>
-                <w:sz w:val="18"/>
-                <w:szCs w:val="18"/>
-              </w:rPr>
-              <w:t xml:space="preserve"> </w:t>
-            </w:r>
-            <w:r>
-              <w:rPr>
-                <w:rFonts w:ascii="Times New Roman" w:hAnsi="Times New Roman" w:cs="Times New Roman"/>
-                <w:sz w:val="18"/>
-                <w:szCs w:val="18"/>
-              </w:rPr>
-              <w:t>Разлика</w:t>
-            </w:r>
-            <w:proofErr w:type="gramEnd"/>
-            <w:r>
-              <w:rPr>
-                <w:rFonts w:ascii="Times New Roman" w:hAnsi="Times New Roman" w:cs="Times New Roman"/>
-                <w:sz w:val="18"/>
-                <w:szCs w:val="18"/>
-                <w:lang w:val="en-US"/>
-              </w:rPr>
-              <w:t xml:space="preserve"> }</w:t>
-            </w:r>
-          </w:p>
-        </w:tc>
-        <w:tc>
-          <w:tcPr>
-            <w:tcW w:w="0" w:type="auto"/>
-          </w:tcPr>
-          <w:p>
-            <w:pPr>
-              <w:jc w:val="center"/>
-              <w:rPr>
-                <w:rFonts w:ascii="Times New Roman" w:hAnsi="Times New Roman" w:cs="Times New Roman"/>
-                <w:sz w:val="18"/>
-                <w:szCs w:val="18"/>
-                <w:lang w:val="en-US"/>
-              </w:rPr>
-            </w:pPr>
-            <w:proofErr w:type="gramStart"/>
-            <w:r>
-              <w:rPr>
-                <w:rFonts w:ascii="Times New Roman" w:hAnsi="Times New Roman" w:cs="Times New Roman"/>
-                <w:sz w:val="18"/>
-                <w:szCs w:val="18"/>
-                <w:lang w:val="en-US"/>
-              </w:rPr>
-              <w:t>{</w:t>
-            </w:r>
-            <w:r>
-              <w:rPr>
-                <w:rFonts w:ascii="Times New Roman" w:hAnsi="Times New Roman" w:cs="Times New Roman"/>
-                <w:sz w:val="18"/>
-                <w:szCs w:val="18"/>
-              </w:rPr>
-              <w:t xml:space="preserve"> </w:t>
-            </w:r>
-            <w:r>
-              <w:rPr>
-                <w:rFonts w:ascii="Times New Roman" w:hAnsi="Times New Roman" w:cs="Times New Roman"/>
-                <w:sz w:val="18"/>
-                <w:szCs w:val="18"/>
-              </w:rPr>
-              <w:t>Цена</w:t>
-            </w:r>
-            <w:proofErr w:type="gramEnd"/>
-            <w:r>
-              <w:rPr>
-                <w:rFonts w:ascii="Times New Roman" w:hAnsi="Times New Roman" w:cs="Times New Roman"/>
-                <w:sz w:val="18"/>
-                <w:szCs w:val="18"/>
-              </w:rPr>
-              <w:t xml:space="preserve"> по </w:t>
-            </w:r>
-            <w:proofErr w:type="gramStart"/>
-            <w:r>
-              <w:rPr>
-                <w:rFonts w:ascii="Times New Roman" w:hAnsi="Times New Roman" w:cs="Times New Roman"/>
-                <w:sz w:val="18"/>
-                <w:szCs w:val="18"/>
-              </w:rPr>
-              <w:t>Заповед</w:t>
-            </w:r>
-            <w:r>
-              <w:rPr>
-                <w:rFonts w:ascii="Times New Roman" w:hAnsi="Times New Roman" w:cs="Times New Roman"/>
-                <w:sz w:val="18"/>
-                <w:szCs w:val="18"/>
-                <w:lang w:val="en-US"/>
-              </w:rPr>
-              <w:t xml:space="preserve"> }</w:t>
-            </w:r>
-            <w:proofErr w:type="gramEnd"/>
-          </w:p>
-        </w:tc>
-        <w:tc>
-          <w:tcPr>
-            <w:tcW w:w="0" w:type="auto"/>
-          </w:tcPr>
-          <w:p>
-            <w:pPr>
-              <w:jc w:val="center"/>
-              <w:rPr>
-                <w:rFonts w:ascii="Times New Roman" w:hAnsi="Times New Roman" w:cs="Times New Roman"/>
-                <w:sz w:val="18"/>
-                <w:szCs w:val="18"/>
-                <w:lang w:val="en-US"/>
-              </w:rPr>
-            </w:pPr>
-            <w:proofErr w:type="gramStart"/>
-            <w:r>
-              <w:rPr>
-                <w:rFonts w:ascii="Times New Roman" w:hAnsi="Times New Roman" w:cs="Times New Roman"/>
-                <w:sz w:val="18"/>
-                <w:szCs w:val="18"/>
-                <w:lang w:val="en-US"/>
-              </w:rPr>
-              <w:t>{</w:t>
-            </w:r>
-            <w:r>
-              <w:rPr>
-                <w:rFonts w:ascii="Times New Roman" w:hAnsi="Times New Roman" w:cs="Times New Roman"/>
-                <w:sz w:val="18"/>
-                <w:szCs w:val="18"/>
-              </w:rPr>
-              <w:t xml:space="preserve"> </w:t>
-            </w:r>
-            <w:r>
-              <w:rPr>
-                <w:rFonts w:ascii="Times New Roman" w:hAnsi="Times New Roman" w:cs="Times New Roman"/>
-                <w:sz w:val="18"/>
-                <w:szCs w:val="18"/>
-              </w:rPr>
-              <w:t>Заплатена</w:t>
-            </w:r>
-            <w:proofErr w:type="gramEnd"/>
-            <w:r>
-              <w:rPr>
-                <w:rFonts w:ascii="Times New Roman" w:hAnsi="Times New Roman" w:cs="Times New Roman"/>
-                <w:sz w:val="18"/>
-                <w:szCs w:val="18"/>
-              </w:rPr>
-              <w:t xml:space="preserve"> </w:t>
-            </w:r>
-            <w:proofErr w:type="gramStart"/>
-            <w:r>
-              <w:rPr>
-                <w:rFonts w:ascii="Times New Roman" w:hAnsi="Times New Roman" w:cs="Times New Roman"/>
-                <w:sz w:val="18"/>
-                <w:szCs w:val="18"/>
-              </w:rPr>
-              <w:t>сума</w:t>
-            </w:r>
-            <w:r>
-              <w:rPr>
-                <w:rFonts w:ascii="Times New Roman" w:hAnsi="Times New Roman" w:cs="Times New Roman"/>
-                <w:sz w:val="18"/>
-                <w:szCs w:val="18"/>
-                <w:lang w:val="en-US"/>
-              </w:rPr>
-              <w:t xml:space="preserve"> }</w:t>
-            </w:r>
-            <w:proofErr w:type="gramEnd"/>
-          </w:p>
-        </w:tc>
-        <w:tc>
-          <w:tcPr>
-            <w:tcW w:w="0" w:type="auto"/>
-          </w:tcPr>
-          <w:p>
-            <w:pPr>
-              <w:jc w:val="center"/>
-              <w:rPr>
-                <w:rFonts w:ascii="Times New Roman" w:hAnsi="Times New Roman" w:cs="Times New Roman"/>
-                <w:sz w:val="18"/>
-                <w:szCs w:val="18"/>
-                <w:lang w:val="en-US"/>
-              </w:rPr>
-            </w:pPr>
-            <w:proofErr w:type="gramStart"/>
-            <w:r>
-              <w:rPr>
-                <w:rFonts w:ascii="Times New Roman" w:hAnsi="Times New Roman" w:cs="Times New Roman"/>
-                <w:sz w:val="18"/>
-                <w:szCs w:val="18"/>
-                <w:lang w:val="en-US"/>
-              </w:rPr>
-              <w:t>{</w:t>
-            </w:r>
-            <w:r>
-              <w:rPr>
-                <w:rFonts w:ascii="Times New Roman" w:hAnsi="Times New Roman" w:cs="Times New Roman"/>
-                <w:sz w:val="18"/>
-                <w:szCs w:val="18"/>
-              </w:rPr>
-              <w:t xml:space="preserve"> </w:t>
-            </w:r>
-            <w:r>
-              <w:rPr>
-                <w:rFonts w:ascii="Times New Roman" w:hAnsi="Times New Roman" w:cs="Times New Roman"/>
-                <w:sz w:val="18"/>
-                <w:szCs w:val="18"/>
-              </w:rPr>
-              <w:t>Разлика</w:t>
+              <w:t xml:space="preserve"> Разлика</w:t>
             </w:r>
             <w:proofErr w:type="gramEnd"/>
             <w:r>
